--- a/backend/templates/fabrikant_contract_project.docx
+++ b/backend/templates/fabrikant_contract_project.docx
@@ -45,12 +45,12 @@
     </w:p>
     <w:p>
       <w:r>
-        <w:t>{{ customer_full_name }} ({{ customer_inn }} лет), именуемое в дальнейшем «Заказчик», действующее в соответствии с Законодательством, в лице {{ customer_signatory_position }} {{ customer_signatory }}, действующего на основании {{ customer_signatory_basis }}, с одной стороны, и</w:t>
+        <w:t>{{ customer_full_name }} (ИНН {{ customer_inn }}), именуемое в дальнейшем «Заказчик», действующее в соответствии с Законодательством, в лице {{ customer_signatory_position }} {{ customer_signatory_name }}, действующего на основании {{ customer_signatory_basis }}, с одной стороны, и</w:t>
       </w:r>
     </w:p>
     <w:p>
       <w:r>
-        <w:t>{{ contractor_full_name }}, именуемое в дальнейшем «Поставщик», в лице {{ contractor_signatory_position }} {{ contractor_signatory }}, действующего на основании {{ contractor_signatory_basis }}, с другой стороны,</w:t>
+        <w:t>{{ contractor_full_name }}, именуемое в дальнейшем «Поставщик», в лице {{ contractor_signatory_position }} {{ contractor_signatory_name }}, действующего на основании {{ contractor_signatory_basis }}, с другой стороны,</w:t>
       </w:r>
     </w:p>
     <w:p>
